--- a/web/public/legal/Согласие на обработку ПДн.docx
+++ b/web/public/legal/Согласие на обработку ПДн.docx
@@ -221,7 +221,7 @@
         <w:rPr>
           <w:sz w:val="22"/>
         </w:rPr>
-        <w:t>Согласие субъекта персональных данных (ст. 9 Федерального закона № 152-ФЗ).</w:t>
+        <w:t>Согласие субъекта персональных данных (ст. 9 Федерального закона от 27.07.2006 № 152-ФЗ «О персональных данных»).</w:t>
       </w:r>
     </w:p>
     <w:p>
